--- a/Daily Work Progess Updates (AutoRecovered).docx
+++ b/Daily Work Progess Updates (AutoRecovered).docx
@@ -1043,10 +1043,7 @@
         <w:br/>
       </w:r>
       <w:r>
-        <w:t>1</w:t>
-      </w:r>
-      <w:r>
-        <w:t xml:space="preserve">] give time </w:t>
+        <w:t xml:space="preserve">1] give time </w:t>
       </w:r>
       <w:proofErr w:type="spellStart"/>
       <w:r>
@@ -1065,133 +1062,82 @@
         <w:t xml:space="preserve"> page button  Analytics</w:t>
       </w:r>
       <w:r>
-        <w:t>…..pending</w:t>
-      </w:r>
-      <w:r>
-        <w:rPr>
-          <w:lang w:val="en-US"/>
-        </w:rPr>
-        <w:br/>
-      </w:r>
-      <w:r>
-        <w:rPr>
-          <w:lang w:val="en-US"/>
-        </w:rPr>
-        <w:t>2</w:t>
-      </w:r>
-      <w:r>
-        <w:rPr>
-          <w:lang w:val="en-US"/>
-        </w:rPr>
-        <w:t xml:space="preserve">] Open ticket email sending. Testing </w:t>
-      </w:r>
-      <w:r>
-        <w:rPr>
-          <w:lang w:val="en-US"/>
-        </w:rPr>
-        <w:br/>
-      </w:r>
-      <w:r>
-        <w:rPr>
-          <w:lang w:val="en-US"/>
-        </w:rPr>
-        <w:t>3</w:t>
-      </w:r>
-      <w:r>
-        <w:rPr>
-          <w:lang w:val="en-US"/>
-        </w:rPr>
-        <w:t xml:space="preserve">] Feedback button </w:t>
-      </w:r>
-      <w:proofErr w:type="spellStart"/>
-      <w:r>
-        <w:rPr>
-          <w:lang w:val="en-US"/>
-        </w:rPr>
-        <w:t>jira</w:t>
-      </w:r>
-      <w:proofErr w:type="spellEnd"/>
-      <w:r>
-        <w:rPr>
-          <w:lang w:val="en-US"/>
-        </w:rPr>
-        <w:t xml:space="preserve"> card create.—Remove</w:t>
-      </w:r>
-      <w:r>
-        <w:rPr>
-          <w:lang w:val="en-US"/>
-        </w:rPr>
-        <w:br/>
-      </w:r>
-      <w:r>
-        <w:rPr>
-          <w:lang w:val="en-US"/>
-        </w:rPr>
-        <w:t>4</w:t>
-      </w:r>
-      <w:r>
-        <w:rPr>
-          <w:lang w:val="en-US"/>
-        </w:rPr>
-        <w:t xml:space="preserve">] client </w:t>
-      </w:r>
-      <w:proofErr w:type="spellStart"/>
-      <w:r>
-        <w:rPr>
-          <w:lang w:val="en-US"/>
-        </w:rPr>
-        <w:t>saide</w:t>
-      </w:r>
-      <w:proofErr w:type="spellEnd"/>
-      <w:r>
-        <w:rPr>
-          <w:lang w:val="en-US"/>
-        </w:rPr>
-        <w:t xml:space="preserve"> feedback button create only frontend create.</w:t>
-      </w:r>
-      <w:r>
-        <w:rPr>
-          <w:lang w:val="en-US"/>
-        </w:rPr>
-        <w:br/>
-      </w:r>
-      <w:r>
-        <w:rPr>
-          <w:lang w:val="en-US"/>
-        </w:rPr>
-        <w:t>5</w:t>
-      </w:r>
-      <w:r>
-        <w:rPr>
-          <w:lang w:val="en-US"/>
-        </w:rPr>
-        <w:t xml:space="preserve">] </w:t>
-      </w:r>
-      <w:r>
-        <w:rPr>
-          <w:lang w:val="en-US"/>
-        </w:rPr>
-        <w:t xml:space="preserve">client </w:t>
+        <w:t xml:space="preserve"> task is</w:t>
       </w:r>
       <w:bookmarkStart w:id="0" w:name="_GoBack"/>
       <w:bookmarkEnd w:id="0"/>
       <w:r>
-        <w:rPr>
-          <w:lang w:val="en-US"/>
-        </w:rPr>
-        <w:t>Search b</w:t>
-      </w:r>
-      <w:r>
-        <w:rPr>
-          <w:lang w:val="en-US"/>
-        </w:rPr>
-        <w:t>y</w:t>
-      </w:r>
-      <w:r>
-        <w:rPr>
-          <w:lang w:val="en-US"/>
-        </w:rPr>
-        <w:t xml:space="preserve"> client id.</w:t>
+        <w:t>…..pending</w:t>
+      </w:r>
+      <w:r>
+        <w:rPr>
+          <w:lang w:val="en-US"/>
+        </w:rPr>
+        <w:br/>
+        <w:t xml:space="preserve">2] Open ticket email sending. Testing </w:t>
+      </w:r>
+      <w:r>
+        <w:rPr>
+          <w:lang w:val="en-US"/>
+        </w:rPr>
+        <w:br/>
+        <w:t xml:space="preserve">3] Feedback button </w:t>
+      </w:r>
+      <w:proofErr w:type="spellStart"/>
+      <w:r>
+        <w:rPr>
+          <w:lang w:val="en-US"/>
+        </w:rPr>
+        <w:t>jira</w:t>
+      </w:r>
+      <w:proofErr w:type="spellEnd"/>
+      <w:r>
+        <w:rPr>
+          <w:lang w:val="en-US"/>
+        </w:rPr>
+        <w:t xml:space="preserve"> card </w:t>
+      </w:r>
+      <w:proofErr w:type="gramStart"/>
+      <w:r>
+        <w:rPr>
+          <w:lang w:val="en-US"/>
+        </w:rPr>
+        <w:t>create.—</w:t>
+      </w:r>
+      <w:proofErr w:type="gramEnd"/>
+      <w:r>
+        <w:rPr>
+          <w:lang w:val="en-US"/>
+        </w:rPr>
+        <w:t>Remove</w:t>
+      </w:r>
+      <w:r>
+        <w:rPr>
+          <w:lang w:val="en-US"/>
+        </w:rPr>
+        <w:br/>
+        <w:t xml:space="preserve">4] client </w:t>
+      </w:r>
+      <w:proofErr w:type="spellStart"/>
+      <w:r>
+        <w:rPr>
+          <w:lang w:val="en-US"/>
+        </w:rPr>
+        <w:t>saide</w:t>
+      </w:r>
+      <w:proofErr w:type="spellEnd"/>
+      <w:r>
+        <w:rPr>
+          <w:lang w:val="en-US"/>
+        </w:rPr>
+        <w:t xml:space="preserve"> feedback button create only frontend create.</w:t>
+      </w:r>
+      <w:r>
+        <w:rPr>
+          <w:lang w:val="en-US"/>
+        </w:rPr>
+        <w:br/>
+        <w:t>5] client Search by client id.</w:t>
       </w:r>
       <w:r>
         <w:rPr>
@@ -1214,6 +1160,52 @@
         </w:rPr>
         <w:t xml:space="preserve"> + search by client  Id.</w:t>
       </w:r>
+    </w:p>
+    <w:p>
+      <w:pPr>
+        <w:spacing w:after="0"/>
+        <w:rPr>
+          <w:lang w:val="en-US"/>
+        </w:rPr>
+      </w:pPr>
+      <w:r>
+        <w:rPr>
+          <w:lang w:val="en-US"/>
+        </w:rPr>
+        <w:t xml:space="preserve">7] </w:t>
+      </w:r>
+      <w:r>
+        <w:rPr>
+          <w:lang w:val="en-US"/>
+        </w:rPr>
+        <w:t>complete Time hours for</w:t>
+      </w:r>
+      <w:r>
+        <w:rPr>
+          <w:lang w:val="en-US"/>
+        </w:rPr>
+        <w:t xml:space="preserve"> </w:t>
+      </w:r>
+      <w:r>
+        <w:rPr>
+          <w:lang w:val="en-US"/>
+        </w:rPr>
+        <w:t xml:space="preserve">SPOG Usage / </w:t>
+      </w:r>
+      <w:proofErr w:type="spellStart"/>
+      <w:r>
+        <w:rPr>
+          <w:lang w:val="en-US"/>
+        </w:rPr>
+        <w:t>Usablity</w:t>
+      </w:r>
+      <w:proofErr w:type="spellEnd"/>
+      <w:r>
+        <w:rPr>
+          <w:lang w:val="en-US"/>
+        </w:rPr>
+        <w:t xml:space="preserve"> Analytic.</w:t>
+      </w:r>
       <w:r>
         <w:rPr>
           <w:lang w:val="en-US"/>
@@ -1257,7 +1249,22 @@
           <w:lang w:val="en-US"/>
         </w:rPr>
         <w:br/>
-        <w:t>Day :- Tuesday</w:t>
+      </w:r>
+      <w:proofErr w:type="gramStart"/>
+      <w:r>
+        <w:rPr>
+          <w:b/>
+          <w:lang w:val="en-US"/>
+        </w:rPr>
+        <w:t>Day :</w:t>
+      </w:r>
+      <w:proofErr w:type="gramEnd"/>
+      <w:r>
+        <w:rPr>
+          <w:b/>
+          <w:lang w:val="en-US"/>
+        </w:rPr>
+        <w:t>- Tuesday</w:t>
       </w:r>
       <w:r>
         <w:rPr>
@@ -1296,13 +1303,13 @@
           <w:lang w:val="en-US"/>
         </w:rPr>
         <w:br/>
-        <w:t>Day:-</w:t>
-      </w:r>
-      <w:r>
-        <w:rPr>
-          <w:lang w:val="en-US"/>
-        </w:rPr>
-        <w:t xml:space="preserve"> </w:t>
+      </w:r>
+      <w:r>
+        <w:rPr>
+          <w:lang w:val="en-US"/>
+        </w:rPr>
+        <w:lastRenderedPageBreak/>
+        <w:t xml:space="preserve">Day:- </w:t>
       </w:r>
       <w:r>
         <w:rPr>
@@ -1317,12 +1324,6 @@
           <w:lang w:val="en-US"/>
         </w:rPr>
         <w:br/>
-      </w:r>
-      <w:r>
-        <w:rPr>
-          <w:lang w:val="en-US"/>
-        </w:rPr>
-        <w:lastRenderedPageBreak/>
         <w:t xml:space="preserve">1] give Time hours on Easy button.    </w:t>
       </w:r>
       <w:r>
